--- a/policies/build/masters_hco/HCO.COP.19_v2_master.docx
+++ b/policies/build/masters_hco/HCO.COP.19_v2_master.docx
@@ -761,7 +761,7 @@
           <w:sz w:val="22"/>
           <w:szCs w:val="22"/>
         </w:rPr>
-        <w:t xml:space="preserve">Boundaries: do not copy SHCO COP wording. Do not overwrite AAC policies. Spell out abbreviations on first use in training materials.</w:t>
+        <w:t xml:space="preserve">Boundaries: do not overwrite HCO AAC policies. Spell out abbreviations on first use in training materials.</w:t>
       </w:r>
     </w:p>
     <w:p>
@@ -926,7 +926,7 @@
         <w:spacing w:after="100" w:before="220"/>
       </w:pPr>
       <w:r>
-        <w:t xml:space="preserve">5.2 Nutritional assessment is done for patients found at risk during nutr..</w:t>
+        <w:t xml:space="preserve">5.2 Nutritional assessment is done for patients found at risk during..</w:t>
       </w:r>
     </w:p>
     <w:p>
@@ -1025,7 +1025,7 @@
         <w:spacing w:after="100" w:before="220"/>
       </w:pPr>
       <w:r>
-        <w:t xml:space="preserve">5.5 When families provide food, they are educated about the patient’s die..</w:t>
+        <w:t xml:space="preserve">5.5 When families provide food, they are educated about the patient’s diet..</w:t>
       </w:r>
     </w:p>
     <w:p>
@@ -1059,6 +1059,20 @@
       </w:pPr>
       <w:r>
         <w:t xml:space="preserve">6. Governance and responsibility</w:t>
+      </w:r>
+    </w:p>
+    <w:p>
+      <w:pPr>
+        <w:spacing w:after="20" w:before="100"/>
+      </w:pPr>
+      <w:r>
+        <w:rPr>
+          <w:b/>
+          <w:bCs/>
+          <w:sz w:val="22"/>
+          <w:szCs w:val="22"/>
+        </w:rPr>
+        <w:t xml:space="preserve">Medical Superintendent</w:t>
       </w:r>
     </w:p>
     <w:p>
@@ -1075,7 +1089,21 @@
           <w:sz w:val="22"/>
           <w:szCs w:val="22"/>
         </w:rPr>
-        <w:t xml:space="preserve">Medical Superintendent</w:t>
+        <w:t xml:space="preserve">Accountable that COP.19 is resourced and followed.</w:t>
+      </w:r>
+    </w:p>
+    <w:p>
+      <w:pPr>
+        <w:spacing w:after="20" w:before="100"/>
+      </w:pPr>
+      <w:r>
+        <w:rPr>
+          <w:b/>
+          <w:bCs/>
+          <w:sz w:val="22"/>
+          <w:szCs w:val="22"/>
+        </w:rPr>
+        <w:t xml:space="preserve">Dietetics In-Charge</w:t>
       </w:r>
     </w:p>
     <w:p>
@@ -1092,7 +1120,21 @@
           <w:sz w:val="22"/>
           <w:szCs w:val="22"/>
         </w:rPr>
-        <w:t xml:space="preserve">Accountable that COP.19 is resourced and followed.</w:t>
+        <w:t xml:space="preserve">Owns day-to-day implementation and records for this standard.</w:t>
+      </w:r>
+    </w:p>
+    <w:p>
+      <w:pPr>
+        <w:spacing w:after="20" w:before="100"/>
+      </w:pPr>
+      <w:r>
+        <w:rPr>
+          <w:b/>
+          <w:bCs/>
+          <w:sz w:val="22"/>
+          <w:szCs w:val="22"/>
+        </w:rPr>
+        <w:t xml:space="preserve">Treating doctors / nurses / technicians (as applicable)</w:t>
       </w:r>
     </w:p>
     <w:p>
@@ -1109,7 +1151,21 @@
           <w:sz w:val="22"/>
           <w:szCs w:val="22"/>
         </w:rPr>
-        <w:t xml:space="preserve">Dietetics In-Charge</w:t>
+        <w:t xml:space="preserve">Deliver care as written; escalate stop-work triggers without delay.</w:t>
+      </w:r>
+    </w:p>
+    <w:p>
+      <w:pPr>
+        <w:spacing w:after="20" w:before="100"/>
+      </w:pPr>
+      <w:r>
+        <w:rPr>
+          <w:b/>
+          <w:bCs/>
+          <w:sz w:val="22"/>
+          <w:szCs w:val="22"/>
+        </w:rPr>
+        <w:t xml:space="preserve">Quality Coordinator</w:t>
       </w:r>
     </w:p>
     <w:p>
@@ -1126,7 +1182,28 @@
           <w:sz w:val="22"/>
           <w:szCs w:val="22"/>
         </w:rPr>
-        <w:t xml:space="preserve">Owns day-to-day implementation and records for this standard.</w:t>
+        <w:t xml:space="preserve">Audits this policy «quarterly»; holds training acknowledgements.</w:t>
+      </w:r>
+    </w:p>
+    <w:p>
+      <w:pPr>
+        <w:pStyle w:val="Heading1"/>
+        <w:spacing w:after="120" w:before="280"/>
+      </w:pPr>
+      <w:r>
+        <w:t xml:space="preserve">7. Quality monitoring (RCA → CAPA)</w:t>
+      </w:r>
+    </w:p>
+    <w:p>
+      <w:pPr>
+        <w:spacing w:after="140"/>
+      </w:pPr>
+      <w:r>
+        <w:rPr>
+          <w:sz w:val="22"/>
+          <w:szCs w:val="22"/>
+        </w:rPr>
+        <w:t xml:space="preserve">The Quality Coordinator audits this policy «quarterly». The audit reviews:</w:t>
       </w:r>
     </w:p>
     <w:p>
@@ -1143,7 +1220,7 @@
           <w:sz w:val="22"/>
           <w:szCs w:val="22"/>
         </w:rPr>
-        <w:t xml:space="preserve">Treating doctors / nurses / technicians (as applicable)</w:t>
+        <w:t xml:space="preserve">Records for a sample of this standard's objective elements, checked against the What-we-do steps.</w:t>
       </w:r>
     </w:p>
     <w:p>
@@ -1160,7 +1237,7 @@
           <w:sz w:val="22"/>
           <w:szCs w:val="22"/>
         </w:rPr>
-        <w:t xml:space="preserve">Deliver care as written; escalate stop-work triggers without delay.</w:t>
+        <w:t xml:space="preserve">Documentary evidence is on file for each asterisked objective element in the sample.</w:t>
       </w:r>
     </w:p>
     <w:p>
@@ -1177,33 +1254,7 @@
           <w:sz w:val="22"/>
           <w:szCs w:val="22"/>
         </w:rPr>
-        <w:t xml:space="preserve">Quality Coordinator</w:t>
-      </w:r>
-    </w:p>
-    <w:p>
-      <w:pPr>
-        <w:pStyle w:val="ListParagraph"/>
-        <w:numPr>
-          <w:ilvl w:val="0"/>
-          <w:numId w:val="1"/>
-        </w:numPr>
-        <w:spacing w:after="60"/>
-      </w:pPr>
-      <w:r>
-        <w:rPr>
-          <w:sz w:val="22"/>
-          <w:szCs w:val="22"/>
-        </w:rPr>
-        <w:t xml:space="preserve">Audits this policy «quarterly»; holds training acknowledgements.</w:t>
-      </w:r>
-    </w:p>
-    <w:p>
-      <w:pPr>
-        <w:pStyle w:val="Heading1"/>
-        <w:spacing w:after="120" w:before="280"/>
-      </w:pPr>
-      <w:r>
-        <w:t xml:space="preserve">7. Quality monitoring (RCA → CAPA)</w:t>
+        <w:t xml:space="preserve">Stop-work events (if any) are logged with outcome.</w:t>
       </w:r>
     </w:p>
     <w:p>
@@ -1215,87 +1266,7 @@
           <w:sz w:val="22"/>
           <w:szCs w:val="22"/>
         </w:rPr>
-        <w:t xml:space="preserve">The Quality Coordinator audits this policy «quarterly».</w:t>
-      </w:r>
-    </w:p>
-    <w:p>
-      <w:pPr>
-        <w:spacing w:after="140"/>
-      </w:pPr>
-      <w:r>
-        <w:rPr>
-          <w:sz w:val="22"/>
-          <w:szCs w:val="22"/>
-        </w:rPr>
-        <w:t xml:space="preserve">What is monitored each quarter:</w:t>
-      </w:r>
-    </w:p>
-    <w:p>
-      <w:pPr>
-        <w:pStyle w:val="ListParagraph"/>
-        <w:numPr>
-          <w:ilvl w:val="0"/>
-          <w:numId w:val="1"/>
-        </w:numPr>
-        <w:spacing w:after="60"/>
-      </w:pPr>
-      <w:r>
-        <w:rPr>
-          <w:sz w:val="22"/>
-          <w:szCs w:val="22"/>
-        </w:rPr>
-        <w:t xml:space="preserve">Sample of records for each OE COP.19.a–e.</w:t>
-      </w:r>
-    </w:p>
-    <w:p>
-      <w:pPr>
-        <w:pStyle w:val="ListParagraph"/>
-        <w:numPr>
-          <w:ilvl w:val="0"/>
-          <w:numId w:val="1"/>
-        </w:numPr>
-        <w:spacing w:after="60"/>
-      </w:pPr>
-      <w:r>
-        <w:rPr>
-          <w:sz w:val="22"/>
-          <w:szCs w:val="22"/>
-        </w:rPr>
-        <w:t xml:space="preserve">Asterisked elements (a) have document evidence as required.</w:t>
-      </w:r>
-    </w:p>
-    <w:p>
-      <w:pPr>
-        <w:pStyle w:val="ListParagraph"/>
-        <w:numPr>
-          <w:ilvl w:val="0"/>
-          <w:numId w:val="1"/>
-        </w:numPr>
-        <w:spacing w:after="60"/>
-      </w:pPr>
-      <w:r>
-        <w:rPr>
-          <w:sz w:val="22"/>
-          <w:szCs w:val="22"/>
-        </w:rPr>
-        <w:t xml:space="preserve">CORE elements (none) show no critical gaps in the sample.</w:t>
-      </w:r>
-    </w:p>
-    <w:p>
-      <w:pPr>
-        <w:pStyle w:val="ListParagraph"/>
-        <w:numPr>
-          <w:ilvl w:val="0"/>
-          <w:numId w:val="1"/>
-        </w:numPr>
-        <w:spacing w:after="60"/>
-      </w:pPr>
-      <w:r>
-        <w:rPr>
-          <w:sz w:val="22"/>
-          <w:szCs w:val="22"/>
-        </w:rPr>
-        <w:t xml:space="preserve">Stop-work events (if any) are logged with outcome.</w:t>
+        <w:t xml:space="preserve">Root-cause analysis is required when a gap found in this audit remains open beyond «90 days».</w:t>
       </w:r>
     </w:p>
     <w:p>
@@ -2853,7 +2824,7 @@
           <w:sz w:val="22"/>
           <w:szCs w:val="22"/>
         </w:rPr>
-        <w:t xml:space="preserve">Records showing COP.19.a was followed for sampled patients/cases.</w:t>
+        <w:t xml:space="preserve">Nutritional-screening record at admission.</w:t>
       </w:r>
     </w:p>
     <w:p>
@@ -2870,7 +2841,7 @@
           <w:sz w:val="22"/>
           <w:szCs w:val="22"/>
         </w:rPr>
-        <w:t xml:space="preserve">Written guidance / protocol referenced for this element (where required).</w:t>
+        <w:t xml:space="preserve">Screening-tool documentation.</w:t>
       </w:r>
     </w:p>
     <w:p>
@@ -2887,7 +2858,16 @@
           <w:sz w:val="22"/>
           <w:szCs w:val="22"/>
         </w:rPr>
-        <w:t xml:space="preserve">Audit sample notes for COP.19.a reviewed «quarterly».</w:t>
+        <w:t xml:space="preserve">Screening-completion-rate record.</w:t>
+      </w:r>
+    </w:p>
+    <w:p>
+      <w:pPr>
+        <w:pStyle w:val="Heading2"/>
+        <w:spacing w:after="100" w:before="220"/>
+      </w:pPr>
+      <w:r>
+        <w:t xml:space="preserve">COP.19.b — Nutritional assessment is done for patients found at risk during nutritional screening.</w:t>
       </w:r>
     </w:p>
     <w:p>
@@ -2904,16 +2884,7 @@
           <w:sz w:val="22"/>
           <w:szCs w:val="22"/>
         </w:rPr>
-        <w:t xml:space="preserve">Documented evidence specifically required by the asterisked interpretation.</w:t>
-      </w:r>
-    </w:p>
-    <w:p>
-      <w:pPr>
-        <w:pStyle w:val="Heading2"/>
-        <w:spacing w:after="100" w:before="220"/>
-      </w:pPr>
-      <w:r>
-        <w:t xml:space="preserve">COP.19.b — Nutritional assessment is done for patients found at risk during nutritional screening.</w:t>
+        <w:t xml:space="preserve">Nutritional-assessment record for screened-positive patients.</w:t>
       </w:r>
     </w:p>
     <w:p>
@@ -2930,7 +2901,7 @@
           <w:sz w:val="22"/>
           <w:szCs w:val="22"/>
         </w:rPr>
-        <w:t xml:space="preserve">Records showing COP.19.b was followed for sampled patients/cases.</w:t>
+        <w:t xml:space="preserve">Assessment-tool documentation.</w:t>
       </w:r>
     </w:p>
     <w:p>
@@ -2947,7 +2918,16 @@
           <w:sz w:val="22"/>
           <w:szCs w:val="22"/>
         </w:rPr>
-        <w:t xml:space="preserve">Written guidance / protocol referenced for this element (where required).</w:t>
+        <w:t xml:space="preserve">Dietitian-involvement record.</w:t>
+      </w:r>
+    </w:p>
+    <w:p>
+      <w:pPr>
+        <w:pStyle w:val="Heading2"/>
+        <w:spacing w:after="100" w:before="220"/>
+      </w:pPr>
+      <w:r>
+        <w:t xml:space="preserve">COP.19.c — The therapeutic diet is planned and provided collaboratively.</w:t>
       </w:r>
     </w:p>
     <w:p>
@@ -2964,16 +2944,7 @@
           <w:sz w:val="22"/>
           <w:szCs w:val="22"/>
         </w:rPr>
-        <w:t xml:space="preserve">Audit sample notes for COP.19.b reviewed «quarterly».</w:t>
-      </w:r>
-    </w:p>
-    <w:p>
-      <w:pPr>
-        <w:pStyle w:val="Heading2"/>
-        <w:spacing w:after="100" w:before="220"/>
-      </w:pPr>
-      <w:r>
-        <w:t xml:space="preserve">COP.19.c — The therapeutic diet is planned and provided collaboratively.</w:t>
+        <w:t xml:space="preserve">Multi-disciplinary therapeutic-diet plan record.</w:t>
       </w:r>
     </w:p>
     <w:p>
@@ -2990,7 +2961,7 @@
           <w:sz w:val="22"/>
           <w:szCs w:val="22"/>
         </w:rPr>
-        <w:t xml:space="preserve">Records showing COP.19.c was followed for sampled patients/cases.</w:t>
+        <w:t xml:space="preserve">Diet-plan documentation.</w:t>
       </w:r>
     </w:p>
     <w:p>
@@ -3007,7 +2978,16 @@
           <w:sz w:val="22"/>
           <w:szCs w:val="22"/>
         </w:rPr>
-        <w:t xml:space="preserve">Written guidance / protocol referenced for this element (where required).</w:t>
+        <w:t xml:space="preserve">Care-provider-involvement record.</w:t>
+      </w:r>
+    </w:p>
+    <w:p>
+      <w:pPr>
+        <w:pStyle w:val="Heading2"/>
+        <w:spacing w:after="100" w:before="220"/>
+      </w:pPr>
+      <w:r>
+        <w:t xml:space="preserve">COP.19.d — Patients receive food according to the written order for the diet.</w:t>
       </w:r>
     </w:p>
     <w:p>
@@ -3024,16 +3004,7 @@
           <w:sz w:val="22"/>
           <w:szCs w:val="22"/>
         </w:rPr>
-        <w:t xml:space="preserve">Audit sample notes for COP.19.c reviewed «quarterly».</w:t>
-      </w:r>
-    </w:p>
-    <w:p>
-      <w:pPr>
-        <w:pStyle w:val="Heading2"/>
-        <w:spacing w:after="100" w:before="220"/>
-      </w:pPr>
-      <w:r>
-        <w:t xml:space="preserve">COP.19.d — Patients receive food according to the written order for the diet.</w:t>
+        <w:t xml:space="preserve">Written diet-order record.</w:t>
       </w:r>
     </w:p>
     <w:p>
@@ -3050,7 +3021,7 @@
           <w:sz w:val="22"/>
           <w:szCs w:val="22"/>
         </w:rPr>
-        <w:t xml:space="preserve">Records showing COP.19.d was followed for sampled patients/cases.</w:t>
+        <w:t xml:space="preserve">Food-service-versus-order matching record.</w:t>
       </w:r>
     </w:p>
     <w:p>
@@ -3067,7 +3038,16 @@
           <w:sz w:val="22"/>
           <w:szCs w:val="22"/>
         </w:rPr>
-        <w:t xml:space="preserve">Written guidance / protocol referenced for this element (where required).</w:t>
+        <w:t xml:space="preserve">Order-change tracking record.</w:t>
+      </w:r>
+    </w:p>
+    <w:p>
+      <w:pPr>
+        <w:pStyle w:val="Heading2"/>
+        <w:spacing w:after="100" w:before="220"/>
+      </w:pPr>
+      <w:r>
+        <w:t xml:space="preserve">COP.19.e — When families provide food, they are educated about the patient’s diet limitations.</w:t>
       </w:r>
     </w:p>
     <w:p>
@@ -3084,16 +3064,7 @@
           <w:sz w:val="22"/>
           <w:szCs w:val="22"/>
         </w:rPr>
-        <w:t xml:space="preserve">Audit sample notes for COP.19.d reviewed «quarterly».</w:t>
-      </w:r>
-    </w:p>
-    <w:p>
-      <w:pPr>
-        <w:pStyle w:val="Heading2"/>
-        <w:spacing w:after="100" w:before="220"/>
-      </w:pPr>
-      <w:r>
-        <w:t xml:space="preserve">COP.19.e — When families provide food, they are educated about the patient’s diet limitations.</w:t>
+        <w:t xml:space="preserve">Family-education record on diet limitations when families provide food.</w:t>
       </w:r>
     </w:p>
     <w:p>
@@ -3110,7 +3081,7 @@
           <w:sz w:val="22"/>
           <w:szCs w:val="22"/>
         </w:rPr>
-        <w:t xml:space="preserve">Records showing COP.19.e was followed for sampled patients/cases.</w:t>
+        <w:t xml:space="preserve">Education-material record.</w:t>
       </w:r>
     </w:p>
     <w:p>
@@ -3127,24 +3098,7 @@
           <w:sz w:val="22"/>
           <w:szCs w:val="22"/>
         </w:rPr>
-        <w:t xml:space="preserve">Written guidance / protocol referenced for this element (where required).</w:t>
-      </w:r>
-    </w:p>
-    <w:p>
-      <w:pPr>
-        <w:pStyle w:val="ListParagraph"/>
-        <w:numPr>
-          <w:ilvl w:val="0"/>
-          <w:numId w:val="1"/>
-        </w:numPr>
-        <w:spacing w:after="60"/>
-      </w:pPr>
-      <w:r>
-        <w:rPr>
-          <w:sz w:val="22"/>
-          <w:szCs w:val="22"/>
-        </w:rPr>
-        <w:t xml:space="preserve">Audit sample notes for COP.19.e reviewed «quarterly».</w:t>
+        <w:t xml:space="preserve">Documentation of education delivered.</w:t>
       </w:r>
     </w:p>
     <w:p>

--- a/policies/build/masters_hco/HCO.COP.19_v2_master.docx
+++ b/policies/build/masters_hco/HCO.COP.19_v2_master.docx
@@ -692,7 +692,7 @@
           <w:sz w:val="22"/>
           <w:szCs w:val="22"/>
         </w:rPr>
-        <w:t xml:space="preserve">It covers objective elements COP.19.a–e (5 elements).</w:t>
+        <w:t xml:space="preserve">This policy covers all 5 requirements under this standard, listed in detail below.</w:t>
       </w:r>
     </w:p>
     <w:p>
@@ -704,7 +704,7 @@
           <w:sz w:val="22"/>
           <w:szCs w:val="22"/>
         </w:rPr>
-        <w:t xml:space="preserve">This policy owns COP.19. Related AAC, PRE, IPC/HIC, HRM and MOM duties stay with those policies — cross-reference only.</w:t>
+        <w:t xml:space="preserve">This policy covers nutritional therapy specifically. Related duties — like patient assessment, patient rights, infection control, staffing, or medication management — are covered in the hospital's other policies, not repeated here.</w:t>
       </w:r>
     </w:p>
     <w:p>
@@ -749,7 +749,7 @@
           <w:sz w:val="22"/>
           <w:szCs w:val="22"/>
         </w:rPr>
-        <w:t xml:space="preserve">It covers 5 objective elements (COP.19.a, COP.19.b, COP.19.c, COP.19.d, COP.19.e).</w:t>
+        <w:t xml:space="preserve">This policy covers all 5 requirements under this standard, listed in detail below.</w:t>
       </w:r>
     </w:p>
     <w:p>
@@ -761,7 +761,7 @@
           <w:sz w:val="22"/>
           <w:szCs w:val="22"/>
         </w:rPr>
-        <w:t xml:space="preserve">Boundaries: do not overwrite HCO AAC policies. Spell out abbreviations on first use in training materials.</w:t>
+        <w:t xml:space="preserve">This policy covers nutritional therapy specifically. Related duties — like patient assessment, patient rights, infection control, staffing, or medication management — are covered in the hospital's other policies, not repeated here. Spell out abbreviations on first use in training materials.</w:t>
       </w:r>
     </w:p>
     <w:p>
